--- a/downloads/handouts/Unit 03/Handout 03.05 - Self-Talk Swap.docx
+++ b/downloads/handouts/Unit 03/Handout 03.05 - Self-Talk Swap.docx
@@ -41,9 +41,9 @@
       <w:pPr>
         <w:pStyle w:val="Heading3"/>
       </w:pPr>
-      <w:bookmarkStart w:id="21" w:name="word-bank-in-other-languages"/>
-      <w:r>
-        <w:t xml:space="preserve">Word bank in other languages</w:t>
+      <w:bookmarkStart w:id="21" w:name="word-bank-in-spanish"/>
+      <w:r>
+        <w:t xml:space="preserve">Word bank in Spanish</w:t>
       </w:r>
       <w:bookmarkEnd w:id="21"/>
     </w:p>
@@ -54,10 +54,8 @@
         <w:tblLook w:firstRow="1"/>
       </w:tblPr>
       <w:tblGrid>
-        <w:gridCol w:w="2340"/>
-        <w:gridCol w:w="2340"/>
-        <w:gridCol w:w="2340"/>
-        <w:gridCol w:w="2340"/>
+        <w:gridCol w:w="4680"/>
+        <w:gridCol w:w="4680"/>
       </w:tblGrid>
       <w:tr>
         <w:trPr>
@@ -65,7 +63,7 @@
         </w:trPr>
         <w:tc>
           <w:tcPr>
-            <w:tcW w:type="dxa" w:w="2340"/>
+            <w:tcW w:type="dxa" w:w="4680"/>
             <w:tcBorders>
               <w:bottom w:val="single"/>
             </w:tcBorders>
@@ -83,7 +81,7 @@
         </w:tc>
         <w:tc>
           <w:tcPr>
-            <w:tcW w:type="dxa" w:w="2340"/>
+            <w:tcW w:type="dxa" w:w="4680"/>
             <w:tcBorders>
               <w:bottom w:val="single"/>
             </w:tcBorders>
@@ -95,42 +93,6 @@
               <w:jc w:val="left"/>
             </w:pPr>
             <w:r>
-              <w:t xml:space="preserve">Turkish</w:t>
-            </w:r>
-          </w:p>
-        </w:tc>
-        <w:tc>
-          <w:tcPr>
-            <w:tcW w:type="dxa" w:w="2340"/>
-            <w:tcBorders>
-              <w:bottom w:val="single"/>
-            </w:tcBorders>
-            <w:vAlign w:val="bottom"/>
-          </w:tcPr>
-          <w:p>
-            <w:pPr>
-              <w:pStyle w:val="Compact"/>
-              <w:jc w:val="left"/>
-            </w:pPr>
-            <w:r>
-              <w:t xml:space="preserve">Portuguese</w:t>
-            </w:r>
-          </w:p>
-        </w:tc>
-        <w:tc>
-          <w:tcPr>
-            <w:tcW w:type="dxa" w:w="2340"/>
-            <w:tcBorders>
-              <w:bottom w:val="single"/>
-            </w:tcBorders>
-            <w:vAlign w:val="bottom"/>
-          </w:tcPr>
-          <w:p>
-            <w:pPr>
-              <w:pStyle w:val="Compact"/>
-              <w:jc w:val="left"/>
-            </w:pPr>
-            <w:r>
               <w:t xml:space="preserve">Spanish</w:t>
             </w:r>
           </w:p>
@@ -139,7 +101,7 @@
       <w:tr>
         <w:tc>
           <w:tcPr>
-            <w:tcW w:type="dxa" w:w="2340"/>
+            <w:tcW w:type="dxa" w:w="4680"/>
           </w:tcPr>
           <w:p>
             <w:pPr>
@@ -153,35 +115,7 @@
         </w:tc>
         <w:tc>
           <w:tcPr>
-            <w:tcW w:type="dxa" w:w="2340"/>
-          </w:tcPr>
-          <w:p>
-            <w:pPr>
-              <w:pStyle w:val="Compact"/>
-              <w:jc w:val="left"/>
-            </w:pPr>
-            <w:r>
-              <w:t xml:space="preserve">benlik, kendi</w:t>
-            </w:r>
-          </w:p>
-        </w:tc>
-        <w:tc>
-          <w:tcPr>
-            <w:tcW w:type="dxa" w:w="2340"/>
-          </w:tcPr>
-          <w:p>
-            <w:pPr>
-              <w:pStyle w:val="Compact"/>
-              <w:jc w:val="left"/>
-            </w:pPr>
-            <w:r>
-              <w:t xml:space="preserve">eu, si mesmo</w:t>
-            </w:r>
-          </w:p>
-        </w:tc>
-        <w:tc>
-          <w:tcPr>
-            <w:tcW w:type="dxa" w:w="2340"/>
+            <w:tcW w:type="dxa" w:w="4680"/>
           </w:tcPr>
           <w:p>
             <w:pPr>
@@ -197,7 +131,7 @@
       <w:tr>
         <w:tc>
           <w:tcPr>
-            <w:tcW w:type="dxa" w:w="2340"/>
+            <w:tcW w:type="dxa" w:w="4680"/>
           </w:tcPr>
           <w:p>
             <w:pPr>
@@ -211,35 +145,7 @@
         </w:tc>
         <w:tc>
           <w:tcPr>
-            <w:tcW w:type="dxa" w:w="2340"/>
-          </w:tcPr>
-          <w:p>
-            <w:pPr>
-              <w:pStyle w:val="Compact"/>
-              <w:jc w:val="left"/>
-            </w:pPr>
-            <w:r>
-              <w:t xml:space="preserve">imaj</w:t>
-            </w:r>
-          </w:p>
-        </w:tc>
-        <w:tc>
-          <w:tcPr>
-            <w:tcW w:type="dxa" w:w="2340"/>
-          </w:tcPr>
-          <w:p>
-            <w:pPr>
-              <w:pStyle w:val="Compact"/>
-              <w:jc w:val="left"/>
-            </w:pPr>
-            <w:r>
-              <w:t xml:space="preserve">imagem</w:t>
-            </w:r>
-          </w:p>
-        </w:tc>
-        <w:tc>
-          <w:tcPr>
-            <w:tcW w:type="dxa" w:w="2340"/>
+            <w:tcW w:type="dxa" w:w="4680"/>
           </w:tcPr>
           <w:p>
             <w:pPr>
@@ -255,7 +161,7 @@
       <w:tr>
         <w:tc>
           <w:tcPr>
-            <w:tcW w:type="dxa" w:w="2340"/>
+            <w:tcW w:type="dxa" w:w="4680"/>
           </w:tcPr>
           <w:p>
             <w:pPr>
@@ -269,21 +175,7 @@
         </w:tc>
         <w:tc>
           <w:tcPr>
-            <w:tcW w:type="dxa" w:w="2340"/>
-          </w:tcPr>
-          <w:p>
-            <w:pPr>
-              <w:pStyle w:val="Compact"/>
-              <w:jc w:val="left"/>
-            </w:pPr>
-            <w:r>
-              <w:t xml:space="preserve">karşılaştırmak</w:t>
-            </w:r>
-          </w:p>
-        </w:tc>
-        <w:tc>
-          <w:tcPr>
-            <w:tcW w:type="dxa" w:w="2340"/>
+            <w:tcW w:type="dxa" w:w="4680"/>
           </w:tcPr>
           <w:p>
             <w:pPr>
@@ -295,25 +187,11 @@
             </w:r>
           </w:p>
         </w:tc>
-        <w:tc>
-          <w:tcPr>
-            <w:tcW w:type="dxa" w:w="2340"/>
-          </w:tcPr>
-          <w:p>
-            <w:pPr>
-              <w:pStyle w:val="Compact"/>
-              <w:jc w:val="left"/>
-            </w:pPr>
-            <w:r>
-              <w:t xml:space="preserve">comparar</w:t>
-            </w:r>
-          </w:p>
-        </w:tc>
-      </w:tr>
-      <w:tr>
-        <w:tc>
-          <w:tcPr>
-            <w:tcW w:type="dxa" w:w="2340"/>
+      </w:tr>
+      <w:tr>
+        <w:tc>
+          <w:tcPr>
+            <w:tcW w:type="dxa" w:w="4680"/>
           </w:tcPr>
           <w:p>
             <w:pPr>
@@ -327,21 +205,7 @@
         </w:tc>
         <w:tc>
           <w:tcPr>
-            <w:tcW w:type="dxa" w:w="2340"/>
-          </w:tcPr>
-          <w:p>
-            <w:pPr>
-              <w:pStyle w:val="Compact"/>
-              <w:jc w:val="left"/>
-            </w:pPr>
-            <w:r>
-              <w:t xml:space="preserve">filtre</w:t>
-            </w:r>
-          </w:p>
-        </w:tc>
-        <w:tc>
-          <w:tcPr>
-            <w:tcW w:type="dxa" w:w="2340"/>
+            <w:tcW w:type="dxa" w:w="4680"/>
           </w:tcPr>
           <w:p>
             <w:pPr>
@@ -353,25 +217,11 @@
             </w:r>
           </w:p>
         </w:tc>
-        <w:tc>
-          <w:tcPr>
-            <w:tcW w:type="dxa" w:w="2340"/>
-          </w:tcPr>
-          <w:p>
-            <w:pPr>
-              <w:pStyle w:val="Compact"/>
-              <w:jc w:val="left"/>
-            </w:pPr>
-            <w:r>
-              <w:t xml:space="preserve">filtro</w:t>
-            </w:r>
-          </w:p>
-        </w:tc>
-      </w:tr>
-      <w:tr>
-        <w:tc>
-          <w:tcPr>
-            <w:tcW w:type="dxa" w:w="2340"/>
+      </w:tr>
+      <w:tr>
+        <w:tc>
+          <w:tcPr>
+            <w:tcW w:type="dxa" w:w="4680"/>
           </w:tcPr>
           <w:p>
             <w:pPr>
@@ -385,35 +235,7 @@
         </w:tc>
         <w:tc>
           <w:tcPr>
-            <w:tcW w:type="dxa" w:w="2340"/>
-          </w:tcPr>
-          <w:p>
-            <w:pPr>
-              <w:pStyle w:val="Compact"/>
-              <w:jc w:val="left"/>
-            </w:pPr>
-            <w:r>
-              <w:t xml:space="preserve">gerçek</w:t>
-            </w:r>
-          </w:p>
-        </w:tc>
-        <w:tc>
-          <w:tcPr>
-            <w:tcW w:type="dxa" w:w="2340"/>
-          </w:tcPr>
-          <w:p>
-            <w:pPr>
-              <w:pStyle w:val="Compact"/>
-              <w:jc w:val="left"/>
-            </w:pPr>
-            <w:r>
-              <w:t xml:space="preserve">real</w:t>
-            </w:r>
-          </w:p>
-        </w:tc>
-        <w:tc>
-          <w:tcPr>
-            <w:tcW w:type="dxa" w:w="2340"/>
+            <w:tcW w:type="dxa" w:w="4680"/>
           </w:tcPr>
           <w:p>
             <w:pPr>
@@ -1061,8 +883,11 @@
       </w:r>
     </w:p>
     <w:p>
-      <w:r>
-        <w:br w:type="page"/>
+      <w:pPr>
+        <w:pStyle w:val="BodyText"/>
+      </w:pPr>
+      <w:r>
+        <w:t xml:space="preserve">____________________________________________________________________________________________</w:t>
       </w:r>
     </w:p>
     <w:p>
@@ -1493,8 +1318,11 @@
       </w:r>
     </w:p>
     <w:p>
-      <w:r>
-        <w:br w:type="page"/>
+      <w:pPr>
+        <w:pStyle w:val="BodyText"/>
+      </w:pPr>
+      <w:r>
+        <w:t xml:space="preserve">____________________________________________________________________________________________</w:t>
       </w:r>
     </w:p>
     <w:p>
@@ -1766,13 +1594,19 @@
       </w:r>
     </w:p>
     <w:p>
-      <w:r>
-        <w:br w:type="page"/>
-      </w:r>
-    </w:p>
-    <w:p>
-      <w:r>
-        <w:br w:type="page"/>
+      <w:pPr>
+        <w:pStyle w:val="BodyText"/>
+      </w:pPr>
+      <w:r>
+        <w:t xml:space="preserve">____________________________________________________________________________________________</w:t>
+      </w:r>
+    </w:p>
+    <w:p>
+      <w:pPr>
+        <w:pStyle w:val="BodyText"/>
+      </w:pPr>
+      <w:r>
+        <w:t xml:space="preserve">____________________________________________________________________________________________</w:t>
       </w:r>
     </w:p>
     <w:p>

--- a/downloads/handouts/Unit 03/Handout 03.05 - Self-Talk Swap.docx
+++ b/downloads/handouts/Unit 03/Handout 03.05 - Self-Talk Swap.docx
@@ -34,7 +34,7 @@
         <w:t xml:space="preserve"> </w:t>
       </w:r>
       <w:r>
-        <w:t xml:space="preserve">Four parts. Part 1 is the two definitions and the builders and denters. Part 2 is the filtered feed: the same photo twice, one real and one edited; find the changes. Part 3 is the swap: six negative self-talk lines, all general and printed here, rewritten as accurate positive lines. Not fake. Accurate. Part 4 is a preview of first impressions. The only line about you is on the back, and it is private. Nothing on this page talks about weight or dieting; body image is health class.</w:t>
+        <w:t xml:space="preserve">This page has four parts and a stretch. Part 1 is the three definitions, plus the builders and denters. Part 2 is the filtered feed: the same photo twice, one real and one edited. Find the changes. Part 3 is the swap: six negative self-talk lines. They are general, and they are printed here. Rewrite each one as an accurate positive line. Not fake. Accurate. Part 4 is a preview of first impressions. The only line about you is on the back, and it is private. Nothing on this page talks about weight or dieting. Body image is health class.</w:t>
       </w:r>
     </w:p>
     <w:p>
@@ -253,9 +253,9 @@
       <w:pPr>
         <w:pStyle w:val="Heading2"/>
       </w:pPr>
-      <w:bookmarkStart w:id="22" w:name="part-1-two-definitions"/>
-      <w:r>
-        <w:t xml:space="preserve">Part 1: Two definitions</w:t>
+      <w:bookmarkStart w:id="22" w:name="part-1-three-definitions"/>
+      <w:r>
+        <w:t xml:space="preserve">Part 1: Three definitions</w:t>
       </w:r>
       <w:bookmarkEnd w:id="22"/>
     </w:p>
@@ -312,7 +312,7 @@
         <w:pStyle w:val="BodyText"/>
       </w:pPr>
       <w:r>
-        <w:t xml:space="preserve">What builds or dents them. One general example in each box (not about you).</w:t>
+        <w:t xml:space="preserve">What builds them up or dents them (knocks them down)? Write one general example in each box (not about you).</w:t>
       </w:r>
     </w:p>
     <w:tbl>
@@ -644,7 +644,7 @@
         <w:pStyle w:val="BodyText"/>
       </w:pPr>
       <w:r>
-        <w:t xml:space="preserve">Find five changes. For each, write what feeling the change is aimed at giving the viewer.</w:t>
+        <w:t xml:space="preserve">Find five changes. For each one, write what feeling the change is trying to give the viewer.</w:t>
       </w:r>
     </w:p>
     <w:p>
@@ -879,7 +879,7 @@
         <w:pStyle w:val="BodyText"/>
       </w:pPr>
       <w:r>
-        <w:t xml:space="preserve">The edit took about twelve taps and two minutes. About thirty photos were taken to get this one. When someone compares their real Tuesday to Photo B, who wins? One sentence.</w:t>
+        <w:t xml:space="preserve">The edit took about 12 taps and 2 minutes. About 30 photos were taken to get this one. When someone compares their real Tuesday to Photo B, who wins? Write one sentence.</w:t>
       </w:r>
     </w:p>
     <w:p>
@@ -887,7 +887,7 @@
         <w:pStyle w:val="BodyText"/>
       </w:pPr>
       <w:r>
-        <w:t xml:space="preserve">____________________________________________________________________________________________</w:t>
+        <w:t xml:space="preserve">Answer: ____________________________________________________________________________________________</w:t>
       </w:r>
     </w:p>
     <w:p>
@@ -1322,7 +1322,7 @@
         <w:pStyle w:val="BodyText"/>
       </w:pPr>
       <w:r>
-        <w:t xml:space="preserve">____________________________________________________________________________________________</w:t>
+        <w:t xml:space="preserve">(more) ____________________________________________________________________________________________</w:t>
       </w:r>
     </w:p>
     <w:p>
@@ -1357,7 +1357,7 @@
         <w:pStyle w:val="FirstParagraph"/>
       </w:pPr>
       <w:r>
-        <w:t xml:space="preserve">Two fictional people walk into the same interview for a volunteer job. The first walks in looking at a phone, sits down slumped, and does not look up until the interviewer says hello. The second walks in, smiles, looks the interviewer in the eye, says</w:t>
+        <w:t xml:space="preserve">Two made-up people walk into the same interview for a volunteer job. The first one walks in looking at a phone. They sit down slumped and do not look up until the interviewer says hello. The second one walks in, smiles, and looks the interviewer in the eye. They say</w:t>
       </w:r>
       <w:r>
         <w:t xml:space="preserve"> </w:t>
@@ -1366,7 +1366,7 @@
         <w:t xml:space="preserve">“</w:t>
       </w:r>
       <w:r>
-        <w:t xml:space="preserve">Thanks for meeting with me,</w:t>
+        <w:t xml:space="preserve">Thanks for meeting with me</w:t>
       </w:r>
       <w:r>
         <w:t xml:space="preserve">”</w:t>
@@ -1375,7 +1375,27 @@
         <w:t xml:space="preserve"> </w:t>
       </w:r>
       <w:r>
-        <w:t xml:space="preserve">and sits up. Before a single question is asked, the interviewer has an impression of each.</w:t>
+        <w:t xml:space="preserve">and sit up. Before a single question is asked, the interviewer has an impression of each person.</w:t>
+      </w:r>
+    </w:p>
+    <w:p>
+      <w:pPr>
+        <w:pStyle w:val="BodyText"/>
+      </w:pPr>
+      <w:r>
+        <w:t xml:space="preserve">Fill in what each person did. If the story does not say, write</w:t>
+      </w:r>
+      <w:r>
+        <w:t xml:space="preserve"> </w:t>
+      </w:r>
+      <w:r>
+        <w:t xml:space="preserve">“</w:t>
+      </w:r>
+      <w:r>
+        <w:t xml:space="preserve">not described.</w:t>
+      </w:r>
+      <w:r>
+        <w:t xml:space="preserve">”</w:t>
       </w:r>
     </w:p>
     <w:tbl>
@@ -1590,7 +1610,7 @@
         <w:pStyle w:val="BodyText"/>
       </w:pPr>
       <w:r>
-        <w:t xml:space="preserve">Grade 8 stretch (Part 5): write the caption Photo B would probably get, and the caption Photo A deserves. Then two sentences: which person would you rather be friends with, and why?</w:t>
+        <w:t xml:space="preserve">Grade 8 stretch (Part 5): write the caption Photo B would probably get. Then write the caption Photo A deserves. Then write two sentences: which person from Part 4 would you rather be friends with, and why?</w:t>
       </w:r>
     </w:p>
     <w:p>
@@ -1598,7 +1618,7 @@
         <w:pStyle w:val="BodyText"/>
       </w:pPr>
       <w:r>
-        <w:t xml:space="preserve">____________________________________________________________________________________________</w:t>
+        <w:t xml:space="preserve">Line 1: ____________________________________________________________________________________________</w:t>
       </w:r>
     </w:p>
     <w:p>
@@ -1606,7 +1626,7 @@
         <w:pStyle w:val="BodyText"/>
       </w:pPr>
       <w:r>
-        <w:t xml:space="preserve">____________________________________________________________________________________________</w:t>
+        <w:t xml:space="preserve">Line 2: ____________________________________________________________________________________________</w:t>
       </w:r>
     </w:p>
     <w:p>
